--- a/docs/cesu_guides/HMAP_Threshold_Computation_Guide.docx
+++ b/docs/cesu_guides/HMAP_Threshold_Computation_Guide.docx
@@ -21,6 +21,316 @@
         <w:t>A worked example using Parañaque City PIDSR data · For the City Epidemiology and Surveillance Unit (CESU)</w:t>
       </w:r>
     </w:p>
+    <w:p>
+      <w:pPr>
+        <w:pStyle w:val="Heading2"/>
+      </w:pPr>
+      <w:r>
+        <w:t>Abbreviations used</w:t>
+      </w:r>
+    </w:p>
+    <w:tbl>
+      <w:tblPr>
+        <w:tblStyle w:val="TableGrid"/>
+        <w:tblW w:type="auto" w:w="0"/>
+        <w:jc w:val="center"/>
+        <w:tblLook w:firstColumn="1" w:firstRow="1" w:lastColumn="0" w:lastRow="0" w:noHBand="0" w:noVBand="1" w:val="04A0"/>
+      </w:tblPr>
+      <w:tblGrid>
+        <w:gridCol w:w="4680"/>
+        <w:gridCol w:w="4680"/>
+      </w:tblGrid>
+      <w:tr>
+        <w:trPr>
+          <w:tblHeader w:val="true"/>
+        </w:trPr>
+        <w:tc>
+          <w:tcPr>
+            <w:tcW w:type="dxa" w:w="1872"/>
+            <w:shd w:val="clear" w:color="auto" w:fill="DBEAFE"/>
+          </w:tcPr>
+          <w:p>
+            <w:pPr>
+              <w:keepNext/>
+            </w:pPr>
+            <w:r/>
+            <w:r>
+              <w:rPr>
+                <w:b/>
+                <w:sz w:val="19"/>
+              </w:rPr>
+              <w:t>Abbreviation</w:t>
+            </w:r>
+          </w:p>
+        </w:tc>
+        <w:tc>
+          <w:tcPr>
+            <w:tcW w:type="dxa" w:w="7488"/>
+            <w:shd w:val="clear" w:color="auto" w:fill="DBEAFE"/>
+          </w:tcPr>
+          <w:p>
+            <w:pPr>
+              <w:keepNext/>
+            </w:pPr>
+            <w:r/>
+            <w:r>
+              <w:rPr>
+                <w:b/>
+                <w:sz w:val="19"/>
+              </w:rPr>
+              <w:t>Meaning</w:t>
+            </w:r>
+          </w:p>
+        </w:tc>
+      </w:tr>
+      <w:tr>
+        <w:tc>
+          <w:tcPr>
+            <w:tcW w:type="dxa" w:w="1872"/>
+          </w:tcPr>
+          <w:p>
+            <w:pPr>
+              <w:keepNext/>
+            </w:pPr>
+            <w:r/>
+            <w:r>
+              <w:rPr>
+                <w:sz w:val="19"/>
+              </w:rPr>
+              <w:t>PIDSR</w:t>
+            </w:r>
+          </w:p>
+        </w:tc>
+        <w:tc>
+          <w:tcPr>
+            <w:tcW w:type="dxa" w:w="7488"/>
+          </w:tcPr>
+          <w:p>
+            <w:pPr>
+              <w:keepNext/>
+            </w:pPr>
+            <w:r/>
+            <w:r>
+              <w:rPr>
+                <w:sz w:val="19"/>
+              </w:rPr>
+              <w:t>Philippine Integrated Disease Surveillance and Response</w:t>
+            </w:r>
+          </w:p>
+        </w:tc>
+      </w:tr>
+      <w:tr>
+        <w:tc>
+          <w:tcPr>
+            <w:tcW w:type="dxa" w:w="1872"/>
+          </w:tcPr>
+          <w:p>
+            <w:pPr>
+              <w:keepNext/>
+            </w:pPr>
+            <w:r/>
+            <w:r>
+              <w:rPr>
+                <w:sz w:val="19"/>
+              </w:rPr>
+              <w:t>CESU</w:t>
+            </w:r>
+          </w:p>
+        </w:tc>
+        <w:tc>
+          <w:tcPr>
+            <w:tcW w:type="dxa" w:w="7488"/>
+          </w:tcPr>
+          <w:p>
+            <w:pPr>
+              <w:keepNext/>
+            </w:pPr>
+            <w:r/>
+            <w:r>
+              <w:rPr>
+                <w:sz w:val="19"/>
+              </w:rPr>
+              <w:t>City Epidemiology and Surveillance Unit</w:t>
+            </w:r>
+          </w:p>
+        </w:tc>
+      </w:tr>
+      <w:tr>
+        <w:tc>
+          <w:tcPr>
+            <w:tcW w:type="dxa" w:w="1872"/>
+          </w:tcPr>
+          <w:p>
+            <w:pPr>
+              <w:keepNext/>
+            </w:pPr>
+            <w:r/>
+            <w:r>
+              <w:rPr>
+                <w:sz w:val="19"/>
+              </w:rPr>
+              <w:t>DOH</w:t>
+            </w:r>
+          </w:p>
+        </w:tc>
+        <w:tc>
+          <w:tcPr>
+            <w:tcW w:type="dxa" w:w="7488"/>
+          </w:tcPr>
+          <w:p>
+            <w:pPr>
+              <w:keepNext/>
+            </w:pPr>
+            <w:r/>
+            <w:r>
+              <w:rPr>
+                <w:sz w:val="19"/>
+              </w:rPr>
+              <w:t>Department of Health</w:t>
+            </w:r>
+          </w:p>
+        </w:tc>
+      </w:tr>
+      <w:tr>
+        <w:tc>
+          <w:tcPr>
+            <w:tcW w:type="dxa" w:w="1872"/>
+          </w:tcPr>
+          <w:p>
+            <w:pPr>
+              <w:keepNext/>
+            </w:pPr>
+            <w:r/>
+            <w:r>
+              <w:rPr>
+                <w:sz w:val="19"/>
+              </w:rPr>
+              <w:t>MW</w:t>
+            </w:r>
+          </w:p>
+        </w:tc>
+        <w:tc>
+          <w:tcPr>
+            <w:tcW w:type="dxa" w:w="7488"/>
+          </w:tcPr>
+          <w:p>
+            <w:pPr>
+              <w:keepNext/>
+            </w:pPr>
+            <w:r/>
+            <w:r>
+              <w:rPr>
+                <w:sz w:val="19"/>
+              </w:rPr>
+              <w:t>Morbidity week (the PIDSR reporting week, MW1 to MW52 or MW53)</w:t>
+            </w:r>
+          </w:p>
+        </w:tc>
+      </w:tr>
+      <w:tr>
+        <w:tc>
+          <w:tcPr>
+            <w:tcW w:type="dxa" w:w="1872"/>
+          </w:tcPr>
+          <w:p>
+            <w:pPr>
+              <w:keepNext/>
+            </w:pPr>
+            <w:r/>
+            <w:r>
+              <w:rPr>
+                <w:sz w:val="19"/>
+              </w:rPr>
+              <w:t>SD</w:t>
+            </w:r>
+          </w:p>
+        </w:tc>
+        <w:tc>
+          <w:tcPr>
+            <w:tcW w:type="dxa" w:w="7488"/>
+          </w:tcPr>
+          <w:p>
+            <w:pPr>
+              <w:keepNext/>
+            </w:pPr>
+            <w:r/>
+            <w:r>
+              <w:rPr>
+                <w:sz w:val="19"/>
+              </w:rPr>
+              <w:t>Standard deviation (how spread out the five baseline counts are)</w:t>
+            </w:r>
+          </w:p>
+        </w:tc>
+      </w:tr>
+      <w:tr>
+        <w:tc>
+          <w:tcPr>
+            <w:tcW w:type="dxa" w:w="1872"/>
+          </w:tcPr>
+          <w:p>
+            <w:pPr>
+              <w:keepNext/>
+            </w:pPr>
+            <w:r/>
+            <w:r>
+              <w:rPr>
+                <w:sz w:val="19"/>
+              </w:rPr>
+              <w:t>AFP</w:t>
+            </w:r>
+          </w:p>
+        </w:tc>
+        <w:tc>
+          <w:tcPr>
+            <w:tcW w:type="dxa" w:w="7488"/>
+          </w:tcPr>
+          <w:p>
+            <w:pPr>
+              <w:keepNext/>
+            </w:pPr>
+            <w:r/>
+            <w:r>
+              <w:rPr>
+                <w:sz w:val="19"/>
+              </w:rPr>
+              <w:t>Acute flaccid paralysis</w:t>
+            </w:r>
+          </w:p>
+        </w:tc>
+      </w:tr>
+      <w:tr>
+        <w:tc>
+          <w:tcPr>
+            <w:tcW w:type="dxa" w:w="1872"/>
+          </w:tcPr>
+          <w:p>
+            <w:r/>
+            <w:r>
+              <w:rPr>
+                <w:sz w:val="19"/>
+              </w:rPr>
+              <w:t>5YrAve</w:t>
+            </w:r>
+          </w:p>
+        </w:tc>
+        <w:tc>
+          <w:tcPr>
+            <w:tcW w:type="dxa" w:w="7488"/>
+          </w:tcPr>
+          <w:p>
+            <w:r/>
+            <w:r>
+              <w:rPr>
+                <w:sz w:val="19"/>
+              </w:rPr>
+              <w:t>The five-year average sheet in the CESU PIDSR workbook</w:t>
+            </w:r>
+          </w:p>
+        </w:tc>
+      </w:tr>
+    </w:tbl>
+    <w:p/>
     <w:p>
       <w:pPr>
         <w:pStyle w:val="Heading1"/>
@@ -4189,7 +4499,6 @@
           <w:p>
             <w:pPr>
               <w:keepNext/>
-              <w:jc w:val="center"/>
             </w:pPr>
             <w:r/>
             <w:r>
@@ -4207,7 +4516,6 @@
           <w:p>
             <w:pPr>
               <w:keepNext/>
-              <w:jc w:val="center"/>
             </w:pPr>
             <w:r/>
             <w:r>
@@ -4244,7 +4552,6 @@
           <w:p>
             <w:pPr>
               <w:keepNext/>
-              <w:jc w:val="center"/>
             </w:pPr>
             <w:r/>
             <w:r>
@@ -4262,7 +4569,6 @@
           <w:p>
             <w:pPr>
               <w:keepNext/>
-              <w:jc w:val="center"/>
             </w:pPr>
             <w:r/>
             <w:r>
@@ -4299,7 +4605,6 @@
           <w:p>
             <w:pPr>
               <w:keepNext/>
-              <w:jc w:val="center"/>
             </w:pPr>
             <w:r/>
             <w:r>
@@ -4317,7 +4622,6 @@
           <w:p>
             <w:pPr>
               <w:keepNext/>
-              <w:jc w:val="center"/>
             </w:pPr>
             <w:r/>
             <w:r>
@@ -4349,9 +4653,6 @@
             <w:tcW w:type="dxa" w:w="3744"/>
           </w:tcPr>
           <w:p>
-            <w:pPr>
-              <w:jc w:val="center"/>
-            </w:pPr>
             <w:r/>
             <w:r>
               <w:rPr>
@@ -4366,9 +4667,6 @@
             <w:tcW w:type="dxa" w:w="3744"/>
           </w:tcPr>
           <w:p>
-            <w:pPr>
-              <w:jc w:val="center"/>
-            </w:pPr>
             <w:r/>
             <w:r>
               <w:rPr>
